--- a/assets/Sai_Teja_Chigulapally_Resume.docx
+++ b/assets/Sai_Teja_Chigulapally_Resume.docx
@@ -18,18 +18,8 @@
           <w:sz w:val="44"/>
           <w:szCs w:val="44"/>
         </w:rPr>
-        <w:t xml:space="preserve">Sai Teja </w:t>
-      </w:r>
-      <w:proofErr w:type="spellStart"/>
-      <w:r>
-        <w:rPr>
-          <w:rFonts w:ascii="Aptos Serif" w:hAnsi="Aptos Serif" w:cs="Aptos Serif"/>
-          <w:sz w:val="44"/>
-          <w:szCs w:val="44"/>
-        </w:rPr>
-        <w:t>Chigulapally</w:t>
-      </w:r>
-      <w:proofErr w:type="spellEnd"/>
+        <w:t>Sai Teja Chigulapally</w:t>
+      </w:r>
     </w:p>
     <w:p>
       <w:pPr>
@@ -147,7 +137,6 @@
         <w:t xml:space="preserve"> || </w:t>
       </w:r>
       <w:hyperlink r:id="rId7" w:history="1">
-        <w:proofErr w:type="spellStart"/>
         <w:r>
           <w:rPr>
             <w:rStyle w:val="Hyperlink"/>
@@ -184,7 +173,6 @@
           </w:rPr>
           <w:t>n</w:t>
         </w:r>
-        <w:proofErr w:type="spellEnd"/>
       </w:hyperlink>
     </w:p>
     <w:p>
@@ -239,28 +227,16 @@
           <w:sz w:val="20"/>
           <w:szCs w:val="20"/>
         </w:rPr>
-        <w:t xml:space="preserve"> years. Proficient in front-end and back-end development with expertise in Java, </w:t>
-      </w:r>
-      <w:proofErr w:type="spellStart"/>
-      <w:proofErr w:type="gramStart"/>
+        <w:t xml:space="preserve"> years. Proficient in front-end and back-end development with expertise in Java, JavaScript,</w:t>
+      </w:r>
       <w:r>
         <w:rPr>
           <w:rFonts w:asciiTheme="minorHAnsi" w:hAnsiTheme="minorHAnsi" w:cstheme="minorHAnsi"/>
           <w:sz w:val="20"/>
           <w:szCs w:val="20"/>
         </w:rPr>
-        <w:t>JavaScript,</w:t>
-      </w:r>
-      <w:r>
-        <w:rPr>
-          <w:rFonts w:asciiTheme="minorHAnsi" w:hAnsiTheme="minorHAnsi" w:cstheme="minorHAnsi"/>
-          <w:sz w:val="20"/>
-          <w:szCs w:val="20"/>
-        </w:rPr>
         <w:t>Springboot</w:t>
       </w:r>
-      <w:proofErr w:type="spellEnd"/>
-      <w:proofErr w:type="gramEnd"/>
       <w:r>
         <w:rPr>
           <w:rFonts w:asciiTheme="minorHAnsi" w:hAnsiTheme="minorHAnsi" w:cstheme="minorHAnsi"/>
@@ -356,7 +332,6 @@
           <w:szCs w:val="20"/>
         </w:rPr>
       </w:pPr>
-      <w:proofErr w:type="gramStart"/>
       <w:r>
         <w:rPr>
           <w:rFonts w:asciiTheme="minorHAnsi" w:hAnsiTheme="minorHAnsi" w:cstheme="minorHAnsi"/>
@@ -364,17 +339,7 @@
           <w:sz w:val="20"/>
           <w:szCs w:val="20"/>
         </w:rPr>
-        <w:t>Master’s</w:t>
-      </w:r>
-      <w:proofErr w:type="gramEnd"/>
-      <w:r>
-        <w:rPr>
-          <w:rFonts w:asciiTheme="minorHAnsi" w:hAnsiTheme="minorHAnsi" w:cstheme="minorHAnsi"/>
-          <w:spacing w:val="-4"/>
-          <w:sz w:val="20"/>
-          <w:szCs w:val="20"/>
-        </w:rPr>
-        <w:t xml:space="preserve"> in computer science</w:t>
+        <w:t>Master’s in computer science</w:t>
       </w:r>
       <w:r>
         <w:rPr>
@@ -1558,7 +1523,6 @@
           <w:szCs w:val="20"/>
         </w:rPr>
       </w:pPr>
-      <w:proofErr w:type="spellStart"/>
       <w:r>
         <w:rPr>
           <w:b/>
@@ -1568,7 +1532,6 @@
         </w:rPr>
         <w:t>Fullstack</w:t>
       </w:r>
-      <w:proofErr w:type="spellEnd"/>
       <w:r>
         <w:rPr>
           <w:b/>
@@ -1897,7 +1860,6 @@
         </w:rPr>
         <w:t xml:space="preserve">Created Airflow/Cloud Composer workflows using </w:t>
       </w:r>
-      <w:proofErr w:type="spellStart"/>
       <w:r>
         <w:rPr>
           <w:rFonts w:asciiTheme="minorHAnsi" w:eastAsia="Times New Roman" w:hAnsiTheme="minorHAnsi" w:cstheme="minorHAnsi"/>
@@ -1906,7 +1868,6 @@
         </w:rPr>
         <w:t>PythonOperator</w:t>
       </w:r>
-      <w:proofErr w:type="spellEnd"/>
       <w:r>
         <w:rPr>
           <w:rFonts w:asciiTheme="minorHAnsi" w:eastAsia="Times New Roman" w:hAnsiTheme="minorHAnsi" w:cstheme="minorHAnsi"/>
@@ -1917,7 +1878,6 @@
         </w:rPr>
         <w:t xml:space="preserve">, </w:t>
       </w:r>
-      <w:proofErr w:type="spellStart"/>
       <w:r>
         <w:rPr>
           <w:rFonts w:asciiTheme="minorHAnsi" w:eastAsia="Times New Roman" w:hAnsiTheme="minorHAnsi" w:cstheme="minorHAnsi"/>
@@ -1926,7 +1886,6 @@
         </w:rPr>
         <w:t>BashOperator</w:t>
       </w:r>
-      <w:proofErr w:type="spellEnd"/>
       <w:r>
         <w:rPr>
           <w:rFonts w:asciiTheme="minorHAnsi" w:eastAsia="Times New Roman" w:hAnsiTheme="minorHAnsi" w:cstheme="minorHAnsi"/>
@@ -1937,7 +1896,6 @@
         </w:rPr>
         <w:t xml:space="preserve">, </w:t>
       </w:r>
-      <w:proofErr w:type="spellStart"/>
       <w:r>
         <w:rPr>
           <w:rFonts w:asciiTheme="minorHAnsi" w:eastAsia="Times New Roman" w:hAnsiTheme="minorHAnsi" w:cstheme="minorHAnsi"/>
@@ -1946,7 +1904,6 @@
         </w:rPr>
         <w:t>BigQueryInsertJobOperator</w:t>
       </w:r>
-      <w:proofErr w:type="spellEnd"/>
       <w:r>
         <w:rPr>
           <w:rFonts w:asciiTheme="minorHAnsi" w:eastAsia="Times New Roman" w:hAnsiTheme="minorHAnsi" w:cstheme="minorHAnsi"/>
@@ -1957,7 +1914,6 @@
         </w:rPr>
         <w:t xml:space="preserve">, </w:t>
       </w:r>
-      <w:proofErr w:type="spellStart"/>
       <w:r>
         <w:rPr>
           <w:rFonts w:asciiTheme="minorHAnsi" w:eastAsia="Times New Roman" w:hAnsiTheme="minorHAnsi" w:cstheme="minorHAnsi"/>
@@ -1966,7 +1922,6 @@
         </w:rPr>
         <w:t>TriggerDagRunOperator</w:t>
       </w:r>
-      <w:proofErr w:type="spellEnd"/>
       <w:r>
         <w:rPr>
           <w:rFonts w:asciiTheme="minorHAnsi" w:eastAsia="Times New Roman" w:hAnsiTheme="minorHAnsi" w:cstheme="minorHAnsi"/>
@@ -1995,7 +1950,6 @@
         </w:rPr>
         <w:t xml:space="preserve"> </w:t>
       </w:r>
-      <w:proofErr w:type="spellStart"/>
       <w:r>
         <w:rPr>
           <w:rFonts w:asciiTheme="minorHAnsi" w:eastAsia="Times New Roman" w:hAnsiTheme="minorHAnsi" w:cstheme="minorHAnsi"/>
@@ -2004,7 +1958,6 @@
         </w:rPr>
         <w:t>DataflowStartFlexTemplateOperator</w:t>
       </w:r>
-      <w:proofErr w:type="spellEnd"/>
       <w:r>
         <w:rPr>
           <w:rFonts w:asciiTheme="minorHAnsi" w:eastAsia="Times New Roman" w:hAnsiTheme="minorHAnsi" w:cstheme="minorHAnsi"/>
@@ -2055,25 +2008,7 @@
           <w:sz w:val="20"/>
           <w:szCs w:val="20"/>
         </w:rPr>
-        <w:t xml:space="preserve"> to orchestrate Dataflow jobs, </w:t>
-      </w:r>
-      <w:proofErr w:type="spellStart"/>
-      <w:r>
-        <w:rPr>
-          <w:rFonts w:asciiTheme="minorHAnsi" w:eastAsia="Times New Roman" w:hAnsiTheme="minorHAnsi" w:cstheme="minorHAnsi"/>
-          <w:sz w:val="20"/>
-          <w:szCs w:val="20"/>
-        </w:rPr>
-        <w:t>BigQuery</w:t>
-      </w:r>
-      <w:proofErr w:type="spellEnd"/>
-      <w:r>
-        <w:rPr>
-          <w:rFonts w:asciiTheme="minorHAnsi" w:eastAsia="Times New Roman" w:hAnsiTheme="minorHAnsi" w:cstheme="minorHAnsi"/>
-          <w:sz w:val="20"/>
-          <w:szCs w:val="20"/>
-        </w:rPr>
-        <w:t xml:space="preserve"> processing, data validation, and downstream application workflows.</w:t>
+        <w:t xml:space="preserve"> to orchestrate Dataflow jobs, BigQuery processing, data validation, and downstream application workflows.</w:t>
       </w:r>
     </w:p>
     <w:p>
@@ -2109,25 +2044,7 @@
           <w:sz w:val="20"/>
           <w:szCs w:val="20"/>
         </w:rPr>
-        <w:t xml:space="preserve"> </w:t>
-      </w:r>
-      <w:proofErr w:type="spellStart"/>
-      <w:r>
-        <w:rPr>
-          <w:rFonts w:asciiTheme="minorHAnsi" w:eastAsia="Times New Roman" w:hAnsiTheme="minorHAnsi" w:cstheme="minorHAnsi"/>
-          <w:sz w:val="20"/>
-          <w:szCs w:val="20"/>
-        </w:rPr>
-        <w:t>BigQuery</w:t>
-      </w:r>
-      <w:proofErr w:type="spellEnd"/>
-      <w:r>
-        <w:rPr>
-          <w:rFonts w:asciiTheme="minorHAnsi" w:eastAsia="Times New Roman" w:hAnsiTheme="minorHAnsi" w:cstheme="minorHAnsi"/>
-          <w:sz w:val="20"/>
-          <w:szCs w:val="20"/>
-        </w:rPr>
-        <w:t>, Cloud Storage, Pub/Sub, Bigtable and Secret</w:t>
+        <w:t xml:space="preserve"> BigQuery, Cloud Storage, Pub/Sub, Bigtable and Secret</w:t>
       </w:r>
       <w:r>
         <w:rPr>
@@ -3672,7 +3589,7 @@
           <w:sz w:val="20"/>
           <w:szCs w:val="20"/>
         </w:rPr>
-        <w:t>Designed and developed a full-stack Farm Easy web application using JavaScript, HTML5, CSS3, Python and Django, implementing both responsive frontend interfaces and backend business logic.</w:t>
+        <w:t>Developed a full-stack agricultural e-commerce application enabling users to browse farming products, manage quantities, add items to a shopping cart, and complete checkout workflows.</w:t>
       </w:r>
     </w:p>
     <w:p>
@@ -3691,7 +3608,7 @@
           <w:sz w:val="20"/>
           <w:szCs w:val="20"/>
         </w:rPr>
-        <w:t>Developed Django-based backend modules and RESTful functionality to process user requests, manage application data, and connect frontend components with server-side services.</w:t>
+        <w:t>Built responsive frontend components using React.js, JavaScript, React Router, Bootstrap/Reactstrap, and Material UI for product browsing, authentication, cart, payment, and soil-testing features.</w:t>
       </w:r>
     </w:p>
     <w:p>
@@ -3710,21 +3627,7 @@
           <w:sz w:val="20"/>
           <w:szCs w:val="20"/>
         </w:rPr>
-        <w:t xml:space="preserve">Built multiple responsive web pages using HTML5, CSS3, and JavaScript, providing </w:t>
-      </w:r>
-      <w:r>
-        <w:rPr>
-          <w:sz w:val="20"/>
-          <w:szCs w:val="20"/>
-        </w:rPr>
-        <w:t>consistent</w:t>
-      </w:r>
-      <w:r>
-        <w:rPr>
-          <w:sz w:val="20"/>
-          <w:szCs w:val="20"/>
-        </w:rPr>
-        <w:t xml:space="preserve"> user experience across desktop and mobile devices.</w:t>
+        <w:t>Developed RESTful backend services using Python, Flask, and Flask-RESTful to manage product catalog and shopping-cart operations.</w:t>
       </w:r>
     </w:p>
     <w:p>
@@ -3743,7 +3646,7 @@
           <w:sz w:val="20"/>
           <w:szCs w:val="20"/>
         </w:rPr>
-        <w:t>Implemented CRUD operations, form validation, database integration, and server-side request processing using Django.</w:t>
+        <w:t>Implemented database persistence using SQLAlchemy and SQLite for product and application data management.</w:t>
       </w:r>
     </w:p>
     <w:p>
@@ -3762,10 +3665,14 @@
           <w:sz w:val="20"/>
           <w:szCs w:val="20"/>
         </w:rPr>
-        <w:t>Developed the application across the complete frontend, backend, and database layers, demonstrating end-to-end full-stack development experience.</w:t>
+        <w:t>Integrated Firebase Authentication to support secure user registration and email/password login.</w:t>
       </w:r>
     </w:p>
-    <w:p/>
+    <w:p>
+      <w:pPr>
+        <w:ind w:left="360"/>
+      </w:pPr>
+    </w:p>
     <w:p>
       <w:pPr>
         <w:pStyle w:val="NoSpacing"/>
@@ -3843,25 +3750,7 @@
           <w:sz w:val="20"/>
           <w:szCs w:val="20"/>
         </w:rPr>
-        <w:t xml:space="preserve">Python, </w:t>
-      </w:r>
-      <w:proofErr w:type="spellStart"/>
-      <w:r>
-        <w:rPr>
-          <w:rFonts w:asciiTheme="minorHAnsi" w:hAnsiTheme="minorHAnsi" w:cstheme="minorHAnsi"/>
-          <w:sz w:val="20"/>
-          <w:szCs w:val="20"/>
-        </w:rPr>
-        <w:t>FastAPI</w:t>
-      </w:r>
-      <w:proofErr w:type="spellEnd"/>
-      <w:r>
-        <w:rPr>
-          <w:rFonts w:asciiTheme="minorHAnsi" w:hAnsiTheme="minorHAnsi" w:cstheme="minorHAnsi"/>
-          <w:sz w:val="20"/>
-          <w:szCs w:val="20"/>
-        </w:rPr>
-        <w:t>, React.js, Playwright/Selenium, and NLP</w:t>
+        <w:t>Python, FastAPI, React.js, Playwright/Selenium, and NLP</w:t>
       </w:r>
       <w:r>
         <w:rPr>
@@ -4077,23 +3966,13 @@
         </w:rPr>
         <w:t xml:space="preserve"> – </w:t>
       </w:r>
-      <w:proofErr w:type="spellStart"/>
       <w:r>
         <w:rPr>
           <w:rFonts w:asciiTheme="minorHAnsi" w:hAnsiTheme="minorHAnsi" w:cstheme="minorHAnsi"/>
           <w:sz w:val="20"/>
           <w:szCs w:val="20"/>
         </w:rPr>
-        <w:t>BareLogic</w:t>
-      </w:r>
-      <w:proofErr w:type="spellEnd"/>
-      <w:r>
-        <w:rPr>
-          <w:rFonts w:asciiTheme="minorHAnsi" w:hAnsiTheme="minorHAnsi" w:cstheme="minorHAnsi"/>
-          <w:sz w:val="20"/>
-          <w:szCs w:val="20"/>
-        </w:rPr>
-        <w:t xml:space="preserve"> Solutions Pvt Ltd</w:t>
+        <w:t>BareLogic Solutions Pvt Ltd</w:t>
       </w:r>
     </w:p>
     <w:p>
